--- a/docs/Guia_Git_y_CI_CD.docx
+++ b/docs/Guia_Git_y_CI_CD.docx
@@ -1557,7 +1557,7 @@
           <w:color w:val="065F46"/>
           <w:sz w:val="17"/>
         </w:rPr>
-        <w:t xml:space="preserve"> woof/settings.py | 1 +</w:t>
+        <w:t xml:space="preserve"> config/settings.py | 1 +</w:t>
       </w:r>
     </w:p>
     <w:p>
@@ -1795,7 +1795,7 @@
           <w:color w:val="065F46"/>
           <w:sz w:val="17"/>
         </w:rPr>
-        <w:t xml:space="preserve">        modified:   woof/settings.py</w:t>
+        <w:t xml:space="preserve">        modified:   config/settings.py</w:t>
       </w:r>
     </w:p>
     <w:p>
@@ -1810,7 +1810,7 @@
           <w:color w:val="065F46"/>
           <w:sz w:val="17"/>
         </w:rPr>
-        <w:t xml:space="preserve">        modified:   woof/urls.py</w:t>
+        <w:t xml:space="preserve">        modified:   config/urls.py</w:t>
       </w:r>
     </w:p>
     <w:p>
@@ -1825,7 +1825,22 @@
           <w:color w:val="065F46"/>
           <w:sz w:val="17"/>
         </w:rPr>
-        <w:t>Untracked files:</w:t>
+        <w:t xml:space="preserve">        modified:   templates/base.html</w:t>
+      </w:r>
+    </w:p>
+    <w:p>
+      <w:pPr>
+        <w:spacing w:before="0" w:after="0"/>
+        <w:ind w:left="510"/>
+        <w:shd w:val="clear" w:color="auto" w:fill="ECFDF5"/>
+      </w:pPr>
+      <w:r>
+        <w:rPr>
+          <w:rFonts w:ascii="Consolas" w:hAnsi="Consolas" w:eastAsia="Consolas"/>
+          <w:color w:val="065F46"/>
+          <w:sz w:val="17"/>
+        </w:rPr>
+        <w:t xml:space="preserve">Untracked files:</w:t>
       </w:r>
     </w:p>
     <w:p>
@@ -1845,21 +1860,6 @@
     </w:p>
     <w:p>
       <w:pPr>
-        <w:spacing w:before="0" w:after="0"/>
-        <w:ind w:left="510"/>
-        <w:shd w:val="clear" w:color="auto" w:fill="ECFDF5"/>
-      </w:pPr>
-      <w:r>
-        <w:rPr>
-          <w:rFonts w:ascii="Consolas" w:hAnsi="Consolas" w:eastAsia="Consolas"/>
-          <w:color w:val="065F46"/>
-          <w:sz w:val="17"/>
-        </w:rPr>
-        <w:t xml:space="preserve">        templates/</w:t>
-      </w:r>
-    </w:p>
-    <w:p>
-      <w:pPr>
         <w:spacing w:after="40"/>
       </w:pPr>
     </w:p>
@@ -1887,7 +1887,7 @@
           <w:rFonts w:ascii="Consolas" w:hAnsi="Consolas" w:eastAsia="Consolas"/>
           <w:sz w:val="18"/>
         </w:rPr>
-        <w:t>git add mascotas templates woof</w:t>
+        <w:t>git add mascotas templates config</w:t>
       </w:r>
     </w:p>
     <w:p>
@@ -1951,6 +1951,21 @@
           <w:color w:val="065F46"/>
           <w:sz w:val="17"/>
         </w:rPr>
+        <w:t xml:space="preserve">        modified:   config/settings.py</w:t>
+      </w:r>
+    </w:p>
+    <w:p>
+      <w:pPr>
+        <w:spacing w:before="0" w:after="0"/>
+        <w:ind w:left="510"/>
+        <w:shd w:val="clear" w:color="auto" w:fill="ECFDF5"/>
+      </w:pPr>
+      <w:r>
+        <w:rPr>
+          <w:rFonts w:ascii="Consolas" w:hAnsi="Consolas" w:eastAsia="Consolas"/>
+          <w:color w:val="065F46"/>
+          <w:sz w:val="17"/>
+        </w:rPr>
         <w:t xml:space="preserve">        new file:   mascotas/models.py</w:t>
       </w:r>
     </w:p>
@@ -1981,22 +1996,7 @@
           <w:color w:val="065F46"/>
           <w:sz w:val="17"/>
         </w:rPr>
-        <w:t xml:space="preserve">        new file:   templates/base.html</w:t>
-      </w:r>
-    </w:p>
-    <w:p>
-      <w:pPr>
-        <w:spacing w:before="0" w:after="0"/>
-        <w:ind w:left="510"/>
-        <w:shd w:val="clear" w:color="auto" w:fill="ECFDF5"/>
-      </w:pPr>
-      <w:r>
-        <w:rPr>
-          <w:rFonts w:ascii="Consolas" w:hAnsi="Consolas" w:eastAsia="Consolas"/>
-          <w:color w:val="065F46"/>
-          <w:sz w:val="17"/>
-        </w:rPr>
-        <w:t xml:space="preserve">        modified:   woof/settings.py</w:t>
+        <w:t xml:space="preserve">        modified:   templates/base.html</w:t>
       </w:r>
     </w:p>
     <w:p>
